--- a/01-精益工具知识库/02-核心工具/10-快速换模SMED.docx
+++ b/01-精益工具知识库/02-核心工具/10-快速换模SMED.docx
@@ -138,7 +138,7 @@
           <w:i w:val="0"/>
           <w:sz w:val="22"/>
         </w:rPr>
-        <w:t>在紧固件制造中，冷镦机更换模具、搓丝机更换滚轮、热处理炉切换工艺参数、电镀线更换挂具等都属于换型操作。缩短换型时间是实现小批量多品种平准化生产的前提。</w:t>
+        <w:t>在制造中，机加工设备更换模具、精加工设备更换刀具、热处理炉切换工艺参数、表面处理线更换挂具等都属于换型操作。缩短换型时间是实现小批量多品种平准化生产的前提。</w:t>
       </w:r>
     </w:p>
     <w:p>
@@ -778,7 +778,7 @@
           <w:i w:val="0"/>
           <w:sz w:val="22"/>
         </w:rPr>
-        <w:t>使用快速锁紧装置（替代螺栓紧固）</w:t>
+        <w:t>使用快速锁紧装置（替代工件紧固）</w:t>
       </w:r>
     </w:p>
     <w:p>
@@ -3377,7 +3377,7 @@
           <w:i w:val="0"/>
           <w:sz w:val="22"/>
         </w:rPr>
-        <w:t>螺栓→快速夹具</w:t>
+        <w:t>工件→快速夹具：将工件紧固改为肘节夹钳、凸轮锁紧、U型槽等快速锁紧方式</w:t>
       </w:r>
       <w:r>
         <w:rPr>
@@ -3386,7 +3386,6 @@
           <w:i w:val="0"/>
           <w:sz w:val="22"/>
         </w:rPr>
-        <w:t>：将螺栓紧固改为肘节夹钳、凸轮锁紧、U型槽等快速锁紧方式</w:t>
       </w:r>
     </w:p>
     <w:p>
@@ -4505,7 +4504,7 @@
           <w:i w:val="0"/>
           <w:sz w:val="32"/>
         </w:rPr>
-        <w:t>紧固件行业具体应用案例</w:t>
+        <w:t>制造业具体应用案例</w:t>
       </w:r>
     </w:p>
     <w:p>
@@ -4519,7 +4518,7 @@
           <w:i w:val="0"/>
           <w:sz w:val="26"/>
         </w:rPr>
-        <w:t>案例一：冷镦机模具快速切换</w:t>
+        <w:t>案例一：机加工设备模具快速切换</w:t>
       </w:r>
     </w:p>
     <w:p>
@@ -4533,7 +4532,7 @@
           <w:i w:val="0"/>
           <w:sz w:val="22"/>
         </w:rPr>
-        <w:t>背景</w:t>
+        <w:t>背景：机加工设备是产品生产的核心设备。更换产品规格需要更换机加工模具（冲头和凹模），传统换型方式耗时约 90-120 分钟。</w:t>
       </w:r>
       <w:r>
         <w:rPr>
@@ -4542,7 +4541,6 @@
           <w:i w:val="0"/>
           <w:sz w:val="22"/>
         </w:rPr>
-        <w:t>：冷镦机是紧固件生产的核心设备。更换产品规格需要更换冷镦模具（冲头和凹模），传统换型方式耗时约 90-120 分钟。</w:t>
       </w:r>
     </w:p>
     <w:p>
@@ -4700,7 +4698,9 @@
             <w:tcW w:type="dxa" w:w="2767"/>
           </w:tcPr>
           <w:p>
-            <w:r/>
+            <w:r>
+              <w:t>工件紧固，需要大扳手</w:t>
+            </w:r>
             <w:r>
               <w:rPr>
                 <w:rFonts w:ascii="SimSun" w:hAnsi="SimSun"/>
@@ -4708,7 +4708,6 @@
                 <w:i w:val="0"/>
                 <w:sz w:val="20"/>
               </w:rPr>
-              <w:t>螺栓紧固，需要大扳手</w:t>
             </w:r>
           </w:p>
         </w:tc>
@@ -4974,7 +4973,9 @@
             <w:shd w:fill="EDF2F9" w:val="clear"/>
           </w:tcPr>
           <w:p>
-            <w:r/>
+            <w:r>
+              <w:t>棒料直径变化需要调整</w:t>
+            </w:r>
             <w:r>
               <w:rPr>
                 <w:rFonts w:ascii="SimSun" w:hAnsi="SimSun"/>
@@ -4982,7 +4983,6 @@
                 <w:i w:val="0"/>
                 <w:sz w:val="20"/>
               </w:rPr>
-              <w:t>钢丝直径变化需要调整</w:t>
             </w:r>
           </w:p>
         </w:tc>
@@ -5027,7 +5027,9 @@
             <w:tcW w:type="dxa" w:w="2767"/>
           </w:tcPr>
           <w:p>
-            <w:r/>
+            <w:r>
+              <w:t>调整机加工参数</w:t>
+            </w:r>
             <w:r>
               <w:rPr>
                 <w:rFonts w:ascii="SimSun" w:hAnsi="SimSun"/>
@@ -5035,7 +5037,6 @@
                 <w:i w:val="0"/>
                 <w:sz w:val="20"/>
               </w:rPr>
-              <w:t>调整冷镦参数</w:t>
             </w:r>
           </w:p>
         </w:tc>
@@ -5220,7 +5221,7 @@
           <w:i w:val="0"/>
           <w:sz w:val="22"/>
         </w:rPr>
-        <w:t>冲头座改为T型槽+液压锁紧，替代螺栓紧固</w:t>
+        <w:t>冲头座改为T型槽+液压锁紧，替代工件紧固</w:t>
       </w:r>
     </w:p>
     <w:p>
@@ -5350,7 +5351,7 @@
           <w:i w:val="0"/>
           <w:sz w:val="22"/>
         </w:rPr>
-        <w:t>新产品的冷镦参数预存到PLC</w:t>
+        <w:t>新产品的机加工参数预存到PLC</w:t>
       </w:r>
     </w:p>
     <w:p>
@@ -5415,7 +5416,7 @@
           <w:i w:val="0"/>
           <w:sz w:val="26"/>
         </w:rPr>
-        <w:t>案例二：搓丝机滚轮快速更换</w:t>
+        <w:t>案例二：精加工设备刀具快速更换</w:t>
       </w:r>
     </w:p>
     <w:p>
@@ -5429,7 +5430,7 @@
           <w:i w:val="0"/>
           <w:sz w:val="22"/>
         </w:rPr>
-        <w:t>背景</w:t>
+        <w:t>背景：精加工设备更换产品规格需要更换精加工刀具。不同规格的产品（某型号/某型号/某型号/某型号）需要不同的刀具。</w:t>
       </w:r>
       <w:r>
         <w:rPr>
@@ -5438,7 +5439,6 @@
           <w:i w:val="0"/>
           <w:sz w:val="22"/>
         </w:rPr>
-        <w:t>：搓丝机更换产品规格需要更换搓丝滚轮。不同规格的螺纹（M6/M8/M10/M12）需要不同的滚轮。</w:t>
       </w:r>
     </w:p>
     <w:p>
@@ -5475,7 +5475,7 @@
           <w:i w:val="0"/>
           <w:sz w:val="22"/>
         </w:rPr>
-        <w:t>滚轮快换接口</w:t>
+        <w:t>刀具快换接口</w:t>
       </w:r>
       <w:r>
         <w:rPr>
@@ -5484,7 +5484,7 @@
           <w:i w:val="0"/>
           <w:sz w:val="22"/>
         </w:rPr>
-        <w:t>：将滚轮安装方式从键槽配合改为锥度配合+液压拉紧</w:t>
+        <w:t>：将刀具安装方式从键槽配合改为锥度配合+液压拉紧</w:t>
       </w:r>
     </w:p>
     <w:p>
@@ -5498,7 +5498,7 @@
           <w:i w:val="0"/>
           <w:sz w:val="22"/>
         </w:rPr>
-        <w:t>滚轮预装配</w:t>
+        <w:t>刀具预装配</w:t>
       </w:r>
       <w:r>
         <w:rPr>
@@ -5507,7 +5507,7 @@
           <w:i w:val="0"/>
           <w:sz w:val="22"/>
         </w:rPr>
-        <w:t>：新滚轮在机外工装上预装到滚轮座上</w:t>
+        <w:t>：新刀具在机外工装上预装到刀具座上</w:t>
       </w:r>
     </w:p>
     <w:p>
@@ -5530,7 +5530,7 @@
           <w:i w:val="0"/>
           <w:sz w:val="22"/>
         </w:rPr>
-        <w:t>：通过垫片标准化，不同规格的滚轮间隙固定，无需调整</w:t>
+        <w:t>：通过垫片标准化，不同规格的刀具间隙固定，无需调整</w:t>
       </w:r>
     </w:p>
     <w:p>
@@ -5544,7 +5544,7 @@
           <w:i w:val="0"/>
           <w:sz w:val="22"/>
         </w:rPr>
-        <w:t>首件自动检测</w:t>
+        <w:t>首件自动检测：精加工后自动量规检测，不合格自动停机</w:t>
       </w:r>
       <w:r>
         <w:rPr>
@@ -5553,7 +5553,6 @@
           <w:i w:val="0"/>
           <w:sz w:val="22"/>
         </w:rPr>
-        <w:t>：搓丝后自动通止规检测，不合格自动停机</w:t>
       </w:r>
     </w:p>
     <w:p>
@@ -6004,7 +6003,7 @@
           <w:i w:val="0"/>
           <w:sz w:val="22"/>
         </w:rPr>
-        <w:t>正确认知</w:t>
+        <w:t>正确认知：所有需要换型的设备都适用SMED。机加工设备、精加工设备、精加工机、热处理炉、表面处理线等制造设备都可以应用SMED。</w:t>
       </w:r>
       <w:r>
         <w:rPr>
@@ -6013,7 +6012,6 @@
           <w:i w:val="0"/>
           <w:sz w:val="22"/>
         </w:rPr>
-        <w:t>：所有需要换型的设备都适用SMED。冷镦机、搓丝机、攻丝机、热处理炉、电镀线等紧固件制造设备都可以应用SMED。</w:t>
       </w:r>
     </w:p>
     <w:p>
